--- a/Practical No 1.docx
+++ b/Practical No 1.docx
@@ -9805,8 +9805,8 @@
 </file>
 
 <file path=customXml/item3.xml><?xml version="1.0" encoding="utf-8"?>
-<ct:contentTypeSchema xmlns:ct="http://schemas.microsoft.com/office/2006/metadata/contentType" xmlns:ma="http://schemas.microsoft.com/office/2006/metadata/properties/metaAttributes" ct:_="" ma:_="" ma:contentTypeName="Document" ma:contentTypeID="0x01010075EDD7C2B3DDC642943D0941FB58D150" ma:contentTypeVersion="12" ma:contentTypeDescription="Create a new document." ma:contentTypeScope="" ma:versionID="c452ea327f8e09733be9b2b3c236f85f">
-  <xsd:schema xmlns:xsd="http://www.w3.org/2001/XMLSchema" xmlns:xs="http://www.w3.org/2001/XMLSchema" xmlns:p="http://schemas.microsoft.com/office/2006/metadata/properties" xmlns:ns2="d0616020-5a40-4d8b-a388-4746c9205728" xmlns:ns3="4ac1d005-6a0b-4028-ad17-98d63e97a923" targetNamespace="http://schemas.microsoft.com/office/2006/metadata/properties" ma:root="true" ma:fieldsID="50facbbd288a458797b75ef07ec4fd4f" ns2:_="" ns3:_="">
+<ct:contentTypeSchema xmlns:ct="http://schemas.microsoft.com/office/2006/metadata/contentType" xmlns:ma="http://schemas.microsoft.com/office/2006/metadata/properties/metaAttributes" ct:_="" ma:_="" ma:contentTypeName="Document" ma:contentTypeID="0x01010075EDD7C2B3DDC642943D0941FB58D150" ma:contentTypeVersion="13" ma:contentTypeDescription="Create a new document." ma:contentTypeScope="" ma:versionID="94e82475e19549f6afacaad3832eb152">
+  <xsd:schema xmlns:xsd="http://www.w3.org/2001/XMLSchema" xmlns:xs="http://www.w3.org/2001/XMLSchema" xmlns:p="http://schemas.microsoft.com/office/2006/metadata/properties" xmlns:ns2="d0616020-5a40-4d8b-a388-4746c9205728" xmlns:ns3="4ac1d005-6a0b-4028-ad17-98d63e97a923" targetNamespace="http://schemas.microsoft.com/office/2006/metadata/properties" ma:root="true" ma:fieldsID="ec10898060f38ce4d09e779695b773ff" ns2:_="" ns3:_="">
     <xsd:import namespace="d0616020-5a40-4d8b-a388-4746c9205728"/>
     <xsd:import namespace="4ac1d005-6a0b-4028-ad17-98d63e97a923"/>
     <xsd:element name="properties">
@@ -9826,6 +9826,7 @@
                 <xsd:element ref="ns2:MediaServiceGenerationTime" minOccurs="0"/>
                 <xsd:element ref="ns2:MediaServiceEventHashCode" minOccurs="0"/>
                 <xsd:element ref="ns2:MediaServiceOCR" minOccurs="0"/>
+                <xsd:element ref="ns2:MediaLengthInSeconds" minOccurs="0"/>
               </xsd:all>
             </xsd:complexType>
           </xsd:element>
@@ -9888,6 +9889,11 @@
         <xsd:restriction base="dms:Note">
           <xsd:maxLength value="255"/>
         </xsd:restriction>
+      </xsd:simpleType>
+    </xsd:element>
+    <xsd:element name="MediaLengthInSeconds" ma:index="20" nillable="true" ma:displayName="MediaLengthInSeconds" ma:hidden="true" ma:internalName="MediaLengthInSeconds" ma:readOnly="true">
+      <xsd:simpleType>
+        <xsd:restriction base="dms:Unknown"/>
       </xsd:simpleType>
     </xsd:element>
   </xsd:schema>
@@ -10029,7 +10035,7 @@
 </file>
 
 <file path=customXml/itemProps3.xml><?xml version="1.0" encoding="utf-8"?>
-<ds:datastoreItem xmlns:ds="http://schemas.openxmlformats.org/officeDocument/2006/customXml" ds:itemID="{4F46FCFB-A1E5-4D13-85F6-AF9DD89933F5}"/>
+<ds:datastoreItem xmlns:ds="http://schemas.openxmlformats.org/officeDocument/2006/customXml" ds:itemID="{01F744E8-734D-47DD-AE70-6C3625E94C71}"/>
 </file>
 
 <file path=customXml/itemProps4.xml><?xml version="1.0" encoding="utf-8"?>
